--- a/Fase 1/Evidencias Individuales/Parga_Khaeil_1.1_APT122_AutoevaluacionCompetenciasFase1.docx
+++ b/Fase 1/Evidencias Individuales/Parga_Khaeil_1.1_APT122_AutoevaluacionCompetenciasFase1.docx
@@ -18,31 +18,7 @@
           <w:sz w:val="26"/>
           <w:szCs w:val="26"/>
         </w:rPr>
-        <w:t>Pauta d</w:t>
-      </w:r>
-      <w:r>
-        <w:rPr>
-          <w:color w:val="2E74B5" w:themeColor="accent1" w:themeShade="BF"/>
-          <w:sz w:val="26"/>
-          <w:szCs w:val="26"/>
-        </w:rPr>
-        <w:t>e</w:t>
-      </w:r>
-      <w:r>
-        <w:rPr>
-          <w:color w:val="2E74B5" w:themeColor="accent1" w:themeShade="BF"/>
-          <w:sz w:val="26"/>
-          <w:szCs w:val="26"/>
-        </w:rPr>
-        <w:t xml:space="preserve"> Autoevaluación d</w:t>
-      </w:r>
-      <w:r>
-        <w:rPr>
-          <w:color w:val="2E74B5" w:themeColor="accent1" w:themeShade="BF"/>
-          <w:sz w:val="26"/>
-          <w:szCs w:val="26"/>
-        </w:rPr>
-        <w:t>e Competencias</w:t>
+        <w:t xml:space="preserve">Pauta de Autoevaluación de Competencias</w:t>
       </w:r>
       <w:bookmarkEnd w:id="0"/>
       <w:r>
@@ -56,10 +32,7 @@
     </w:p>
     <w:p>
       <w:r>
-        <w:t>(complemento de la Pauta de Reflexión Definición Proyecto APT)</w:t>
-      </w:r>
-      <w:r>
-        <w:t xml:space="preserve"> </w:t>
+        <w:t xml:space="preserve">(complemento de la Pauta de Reflexión Definición Proyecto APT) </w:t>
       </w:r>
     </w:p>
     <w:p>
@@ -151,23 +124,7 @@
           <w:sz w:val="24"/>
           <w:szCs w:val="24"/>
         </w:rPr>
-        <w:t>Completa la tabla con las competencias de tu perfil de egreso (las puedes revisar con tu doce</w:t>
-      </w:r>
-      <w:r>
-        <w:rPr>
-          <w:rFonts w:eastAsiaTheme="majorEastAsia"/>
-          <w:sz w:val="24"/>
-          <w:szCs w:val="24"/>
-        </w:rPr>
-        <w:t>n</w:t>
-      </w:r>
-      <w:r>
-        <w:rPr>
-          <w:rFonts w:eastAsiaTheme="majorEastAsia"/>
-          <w:sz w:val="24"/>
-          <w:szCs w:val="24"/>
-        </w:rPr>
-        <w:t>te)</w:t>
+        <w:t>Completa la tabla con las competencias de tu perfil de egreso (las puedes revisar con tu docente)</w:t>
       </w:r>
     </w:p>
     <w:p>
@@ -477,23 +434,7 @@
                 <w:sz w:val="24"/>
                 <w:szCs w:val="24"/>
               </w:rPr>
-              <w:t xml:space="preserve">Tengo </w:t>
-            </w:r>
-            <w:r>
-              <w:rPr>
-                <w:rFonts w:eastAsiaTheme="majorEastAsia"/>
-                <w:sz w:val="24"/>
-                <w:szCs w:val="24"/>
-              </w:rPr>
-              <w:t>un dominio muy básico de la competencia, solo manejo alguno</w:t>
-            </w:r>
-            <w:r>
-              <w:rPr>
-                <w:rFonts w:eastAsiaTheme="majorEastAsia"/>
-                <w:sz w:val="24"/>
-                <w:szCs w:val="24"/>
-              </w:rPr>
-              <w:t xml:space="preserve"> aspectos de manera aislada.</w:t>
+              <w:t xml:space="preserve">Tengo un dominio muy básico de la competencia, solo manejo alguno aspectos de manera aislada.</w:t>
             </w:r>
           </w:p>
         </w:tc>
@@ -540,21 +481,7 @@
                 <w:rFonts w:asciiTheme="minorHAnsi" w:eastAsiaTheme="majorEastAsia" w:hAnsiTheme="minorHAnsi" w:cstheme="minorBidi"/>
                 <w:color w:val="auto"/>
               </w:rPr>
-              <w:t>Tengo un dominio no logrado de la competencia</w:t>
-            </w:r>
-            <w:r>
-              <w:rPr>
-                <w:rFonts w:asciiTheme="minorHAnsi" w:eastAsiaTheme="majorEastAsia" w:hAnsiTheme="minorHAnsi" w:cstheme="minorBidi"/>
-                <w:color w:val="auto"/>
-              </w:rPr>
-              <w:t>, no</w:t>
-            </w:r>
-            <w:r>
-              <w:rPr>
-                <w:rFonts w:asciiTheme="minorHAnsi" w:eastAsiaTheme="majorEastAsia" w:hAnsiTheme="minorHAnsi" w:cstheme="minorBidi"/>
-                <w:color w:val="auto"/>
-              </w:rPr>
-              <w:t xml:space="preserve"> manejo casi ningún aspecto de manera clara.</w:t>
+              <w:t xml:space="preserve">Tengo un dominio no logrado de la competencia, no manejo casi ningún aspecto de manera clara.</w:t>
             </w:r>
           </w:p>
         </w:tc>
@@ -842,7 +769,7 @@
                 <w:sz w:val="24"/>
                 <w:szCs w:val="24"/>
               </w:rPr>
-              <w:t>Franco Marcelo Duarte López</w:t>
+              <w:t>Khaeil Lestat Parga Ponce de León</w:t>
             </w:r>
           </w:p>
         </w:tc>
@@ -967,7 +894,7 @@
                 <w:sz w:val="24"/>
                 <w:szCs w:val="24"/>
               </w:rPr>
-              <w:t>2023</w:t>
+              <w:t>[Completar año de ingreso]</w:t>
             </w:r>
           </w:p>
         </w:tc>
@@ -1336,7 +1263,7 @@
                 <w:sz w:val="18"/>
                 <w:szCs w:val="18"/>
               </w:rPr>
-              <w:t>X</w:t>
+              <w:t xml:space="preserve">X</w:t>
             </w:r>
           </w:p>
         </w:tc>
@@ -1425,43 +1352,7 @@
                 <w:sz w:val="18"/>
                 <w:szCs w:val="18"/>
               </w:rPr>
-              <w:t>Manej</w:t>
-            </w:r>
-            <w:r>
-              <w:rPr>
-                <w:b/>
-                <w:bCs/>
-                <w:sz w:val="18"/>
-                <w:szCs w:val="18"/>
-              </w:rPr>
-              <w:t>o</w:t>
-            </w:r>
-            <w:r>
-              <w:rPr>
-                <w:b/>
-                <w:bCs/>
-                <w:sz w:val="18"/>
-                <w:szCs w:val="18"/>
-              </w:rPr>
-              <w:t xml:space="preserve"> los conceptos necesarios para resolver problemas, es un área que aplic</w:t>
-            </w:r>
-            <w:r>
-              <w:rPr>
-                <w:b/>
-                <w:bCs/>
-                <w:sz w:val="18"/>
-                <w:szCs w:val="18"/>
-              </w:rPr>
-              <w:t>o</w:t>
-            </w:r>
-            <w:r>
-              <w:rPr>
-                <w:b/>
-                <w:bCs/>
-                <w:sz w:val="18"/>
-                <w:szCs w:val="18"/>
-              </w:rPr>
-              <w:t xml:space="preserve"> constantemente en proyectos informáticos.</w:t>
+              <w:t xml:space="preserve">Manejo conceptos de álgebra y proporcionalidad y los aplico en proyectos informáticos; en SignIA son la base para entender el funcionamiento de las redes neuronales. Puedo reforzar la matemática más avanzada asociada a IA.</w:t>
             </w:r>
           </w:p>
         </w:tc>
@@ -1510,6 +1401,22 @@
                 <w:szCs w:val="18"/>
               </w:rPr>
             </w:pPr>
+          </w:p>
+        </w:tc>
+        <w:tc>
+          <w:tcPr>
+            <w:tcW w:w="926" w:type="dxa"/>
+          </w:tcPr>
+          <w:p>
+            <w:pPr>
+              <w:jc w:val="center"/>
+              <w:rPr>
+                <w:b/>
+                <w:bCs/>
+                <w:sz w:val="18"/>
+                <w:szCs w:val="18"/>
+              </w:rPr>
+            </w:pPr>
             <w:r>
               <w:rPr>
                 <w:b/>
@@ -1517,13 +1424,13 @@
                 <w:sz w:val="18"/>
                 <w:szCs w:val="18"/>
               </w:rPr>
-              <w:t>X</w:t>
+              <w:t xml:space="preserve">X</w:t>
             </w:r>
           </w:p>
         </w:tc>
         <w:tc>
           <w:tcPr>
-            <w:tcW w:w="926" w:type="dxa"/>
+            <w:tcW w:w="1055" w:type="dxa"/>
           </w:tcPr>
           <w:p>
             <w:pPr>
@@ -1539,7 +1446,7 @@
         </w:tc>
         <w:tc>
           <w:tcPr>
-            <w:tcW w:w="1055" w:type="dxa"/>
+            <w:tcW w:w="1187" w:type="dxa"/>
           </w:tcPr>
           <w:p>
             <w:pPr>
@@ -1555,7 +1462,7 @@
         </w:tc>
         <w:tc>
           <w:tcPr>
-            <w:tcW w:w="1187" w:type="dxa"/>
+            <w:tcW w:w="1250" w:type="dxa"/>
           </w:tcPr>
           <w:p>
             <w:pPr>
@@ -1571,7 +1478,7 @@
         </w:tc>
         <w:tc>
           <w:tcPr>
-            <w:tcW w:w="1250" w:type="dxa"/>
+            <w:tcW w:w="2557" w:type="dxa"/>
           </w:tcPr>
           <w:p>
             <w:pPr>
@@ -1583,22 +1490,6 @@
                 <w:szCs w:val="18"/>
               </w:rPr>
             </w:pPr>
-          </w:p>
-        </w:tc>
-        <w:tc>
-          <w:tcPr>
-            <w:tcW w:w="2557" w:type="dxa"/>
-          </w:tcPr>
-          <w:p>
-            <w:pPr>
-              <w:jc w:val="center"/>
-              <w:rPr>
-                <w:b/>
-                <w:bCs/>
-                <w:sz w:val="18"/>
-                <w:szCs w:val="18"/>
-              </w:rPr>
-            </w:pPr>
             <w:r>
               <w:rPr>
                 <w:b/>
@@ -1606,34 +1497,7 @@
                 <w:sz w:val="18"/>
                 <w:szCs w:val="18"/>
               </w:rPr>
-              <w:t>T</w:t>
-            </w:r>
-            <w:r>
-              <w:rPr>
-                <w:b/>
-                <w:bCs/>
-                <w:sz w:val="18"/>
-                <w:szCs w:val="18"/>
-              </w:rPr>
-              <w:t>engo</w:t>
-            </w:r>
-            <w:r>
-              <w:rPr>
-                <w:b/>
-                <w:bCs/>
-                <w:sz w:val="18"/>
-                <w:szCs w:val="18"/>
-              </w:rPr>
-              <w:t xml:space="preserve"> conocimientos para interpretar y trabajar con datos, aunque podría reforzar el análisis estadístico</w:t>
-            </w:r>
-            <w:r>
-              <w:rPr>
-                <w:b/>
-                <w:bCs/>
-                <w:sz w:val="18"/>
-                <w:szCs w:val="18"/>
-              </w:rPr>
-              <w:t>.</w:t>
+              <w:t xml:space="preserve">Sé interpretar y trabajar con datos, lo que me sirve para evaluar la precisión del modelo de reconocimiento de señas. Puedo reforzar el análisis estadístico más avanzado.</w:t>
             </w:r>
           </w:p>
         </w:tc>
@@ -1794,7 +1658,7 @@
                 <w:sz w:val="18"/>
                 <w:szCs w:val="18"/>
               </w:rPr>
-              <w:t>X</w:t>
+              <w:t xml:space="preserve">X</w:t>
             </w:r>
           </w:p>
         </w:tc>
@@ -1850,135 +1714,25 @@
           <w:tcPr>
             <w:tcW w:w="2557" w:type="dxa"/>
           </w:tcPr>
-          <w:tbl>
-            <w:tblPr>
-              <w:tblW w:w="0" w:type="auto"/>
-              <w:tblCellSpacing w:w="15" w:type="dxa"/>
-              <w:tblCellMar>
-                <w:top w:w="15" w:type="dxa"/>
-                <w:left w:w="15" w:type="dxa"/>
-                <w:bottom w:w="15" w:type="dxa"/>
-                <w:right w:w="15" w:type="dxa"/>
-              </w:tblCellMar>
-              <w:tblLook w:val="04A0" w:firstRow="1" w:lastRow="0" w:firstColumn="1" w:lastColumn="0" w:noHBand="0" w:noVBand="1"/>
-            </w:tblPr>
-            <w:tblGrid>
-              <w:gridCol w:w="96"/>
-            </w:tblGrid>
-            <w:tr>
-              <w:trPr>
-                <w:tblCellSpacing w:w="15" w:type="dxa"/>
-              </w:trPr>
-              <w:tc>
-                <w:tcPr>
-                  <w:tcW w:w="0" w:type="auto"/>
-                  <w:vAlign w:val="center"/>
-                  <w:hideMark/>
-                </w:tcPr>
-                <w:p>
-                  <w:pPr>
-                    <w:spacing w:after="0" w:line="240" w:lineRule="auto"/>
-                    <w:jc w:val="center"/>
-                    <w:rPr>
-                      <w:b/>
-                      <w:bCs/>
-                      <w:sz w:val="18"/>
-                      <w:szCs w:val="18"/>
-                    </w:rPr>
-                  </w:pPr>
-                </w:p>
-              </w:tc>
-            </w:tr>
-          </w:tbl>
           <w:p>
             <w:pPr>
               <w:jc w:val="center"/>
               <w:rPr>
                 <w:b/>
                 <w:bCs/>
-                <w:vanish/>
-                <w:sz w:val="18"/>
-                <w:szCs w:val="18"/>
-              </w:rPr>
-            </w:pPr>
-          </w:p>
-          <w:tbl>
-            <w:tblPr>
-              <w:tblW w:w="0" w:type="auto"/>
-              <w:tblCellSpacing w:w="15" w:type="dxa"/>
-              <w:tblCellMar>
-                <w:top w:w="15" w:type="dxa"/>
-                <w:left w:w="15" w:type="dxa"/>
-                <w:bottom w:w="15" w:type="dxa"/>
-                <w:right w:w="15" w:type="dxa"/>
-              </w:tblCellMar>
-              <w:tblLook w:val="04A0" w:firstRow="1" w:lastRow="0" w:firstColumn="1" w:lastColumn="0" w:noHBand="0" w:noVBand="1"/>
-            </w:tblPr>
-            <w:tblGrid>
-              <w:gridCol w:w="2341"/>
-            </w:tblGrid>
-            <w:tr>
-              <w:trPr>
-                <w:tblCellSpacing w:w="15" w:type="dxa"/>
-              </w:trPr>
-              <w:tc>
-                <w:tcPr>
-                  <w:tcW w:w="0" w:type="auto"/>
-                  <w:vAlign w:val="center"/>
-                  <w:hideMark/>
-                </w:tcPr>
-                <w:p>
-                  <w:pPr>
-                    <w:spacing w:after="0" w:line="240" w:lineRule="auto"/>
-                    <w:jc w:val="center"/>
-                    <w:rPr>
-                      <w:b/>
-                      <w:bCs/>
-                      <w:sz w:val="18"/>
-                      <w:szCs w:val="18"/>
-                    </w:rPr>
-                  </w:pPr>
-                  <w:r>
-                    <w:rPr>
-                      <w:b/>
-                      <w:bCs/>
-                      <w:sz w:val="18"/>
-                      <w:szCs w:val="18"/>
-                    </w:rPr>
-                    <w:t>H</w:t>
-                  </w:r>
-                  <w:r>
-                    <w:rPr>
-                      <w:b/>
-                      <w:bCs/>
-                      <w:sz w:val="18"/>
-                      <w:szCs w:val="18"/>
-                    </w:rPr>
-                    <w:t>e</w:t>
-                  </w:r>
-                  <w:r>
-                    <w:rPr>
-                      <w:b/>
-                      <w:bCs/>
-                      <w:sz w:val="18"/>
-                      <w:szCs w:val="18"/>
-                    </w:rPr>
-                    <w:t xml:space="preserve"> desarrollado la capacidad de comunicar requerimientos, soluciones y resultados en contextos académicos y laborales, aunque siempre existen aspectos que mejorar.</w:t>
-                  </w:r>
-                </w:p>
-              </w:tc>
-            </w:tr>
-          </w:tbl>
-          <w:p>
-            <w:pPr>
-              <w:jc w:val="center"/>
-              <w:rPr>
-                <w:b/>
-                <w:bCs/>
-                <w:sz w:val="18"/>
-                <w:szCs w:val="18"/>
-              </w:rPr>
-            </w:pPr>
+                <w:sz w:val="18"/>
+                <w:szCs w:val="18"/>
+              </w:rPr>
+            </w:pPr>
+            <w:r>
+              <w:rPr>
+                <w:b/>
+                <w:bCs/>
+                <w:sz w:val="18"/>
+                <w:szCs w:val="18"/>
+              </w:rPr>
+              <w:t xml:space="preserve">Como Product Owner coordino con el docente y participé en la guía y la presentación de Fase 1, comunicando objetivos, alcances y planificación. Puedo seguir mejorando mis presentaciones orales.</w:t>
+            </w:r>
           </w:p>
         </w:tc>
       </w:tr>
@@ -2138,7 +1892,7 @@
                 <w:sz w:val="18"/>
                 <w:szCs w:val="18"/>
               </w:rPr>
-              <w:t>X</w:t>
+              <w:t xml:space="preserve">X</w:t>
             </w:r>
           </w:p>
         </w:tc>
@@ -2211,43 +1965,7 @@
                 <w:sz w:val="18"/>
                 <w:szCs w:val="18"/>
               </w:rPr>
-              <w:t>Pued</w:t>
-            </w:r>
-            <w:r>
-              <w:rPr>
-                <w:b/>
-                <w:bCs/>
-                <w:sz w:val="18"/>
-                <w:szCs w:val="18"/>
-              </w:rPr>
-              <w:t>o</w:t>
-            </w:r>
-            <w:r>
-              <w:rPr>
-                <w:b/>
-                <w:bCs/>
-                <w:sz w:val="18"/>
-                <w:szCs w:val="18"/>
-              </w:rPr>
-              <w:t xml:space="preserve"> comprender documentación y conceptos técnicos en inglés, pero todavía pued</w:t>
-            </w:r>
-            <w:r>
-              <w:rPr>
-                <w:b/>
-                <w:bCs/>
-                <w:sz w:val="18"/>
-                <w:szCs w:val="18"/>
-              </w:rPr>
-              <w:t>o</w:t>
-            </w:r>
-            <w:r>
-              <w:rPr>
-                <w:b/>
-                <w:bCs/>
-                <w:sz w:val="18"/>
-                <w:szCs w:val="18"/>
-              </w:rPr>
-              <w:t xml:space="preserve"> reforzar la comunicación oral y escrita en contextos profesionales.</w:t>
+              <w:t xml:space="preserve">Comprendo bien documentación técnica en inglés (TensorFlow, MediaPipe, Streamlit), que uso en el proyecto. Puedo reforzar la comunicación oral y escrita en contextos profesionales.</w:t>
             </w:r>
           </w:p>
         </w:tc>
@@ -2385,6 +2103,15 @@
                 <w:szCs w:val="18"/>
               </w:rPr>
             </w:pPr>
+            <w:r>
+              <w:rPr>
+                <w:b/>
+                <w:bCs/>
+                <w:sz w:val="18"/>
+                <w:szCs w:val="18"/>
+              </w:rPr>
+              <w:t xml:space="preserve">X</w:t>
+            </w:r>
           </w:p>
         </w:tc>
         <w:tc>
@@ -2401,6 +2128,70 @@
                 <w:szCs w:val="18"/>
               </w:rPr>
             </w:pPr>
+          </w:p>
+        </w:tc>
+        <w:tc>
+          <w:tcPr>
+            <w:tcW w:w="1055" w:type="dxa"/>
+          </w:tcPr>
+          <w:p>
+            <w:pPr>
+              <w:jc w:val="center"/>
+              <w:rPr>
+                <w:b/>
+                <w:bCs/>
+                <w:sz w:val="18"/>
+                <w:szCs w:val="18"/>
+              </w:rPr>
+            </w:pPr>
+          </w:p>
+        </w:tc>
+        <w:tc>
+          <w:tcPr>
+            <w:tcW w:w="1187" w:type="dxa"/>
+          </w:tcPr>
+          <w:p>
+            <w:pPr>
+              <w:jc w:val="center"/>
+              <w:rPr>
+                <w:b/>
+                <w:bCs/>
+                <w:sz w:val="18"/>
+                <w:szCs w:val="18"/>
+              </w:rPr>
+            </w:pPr>
+          </w:p>
+        </w:tc>
+        <w:tc>
+          <w:tcPr>
+            <w:tcW w:w="1250" w:type="dxa"/>
+          </w:tcPr>
+          <w:p>
+            <w:pPr>
+              <w:jc w:val="center"/>
+              <w:rPr>
+                <w:b/>
+                <w:bCs/>
+                <w:sz w:val="18"/>
+                <w:szCs w:val="18"/>
+              </w:rPr>
+            </w:pPr>
+          </w:p>
+        </w:tc>
+        <w:tc>
+          <w:tcPr>
+            <w:tcW w:w="2557" w:type="dxa"/>
+          </w:tcPr>
+          <w:p>
+            <w:pPr>
+              <w:jc w:val="center"/>
+              <w:rPr>
+                <w:b/>
+                <w:bCs/>
+                <w:sz w:val="18"/>
+                <w:szCs w:val="18"/>
+              </w:rPr>
+            </w:pPr>
             <w:r>
               <w:rPr>
                 <w:b/>
@@ -2408,191 +2199,8 @@
                 <w:sz w:val="18"/>
                 <w:szCs w:val="18"/>
               </w:rPr>
-              <w:t>X</w:t>
+              <w:t xml:space="preserve">Junto al equipo identifiqué una necesidad real, la barrera de comunicación de las personas sordas, y propuse SignIA como una solución tecnológica inclusiva, diferente y ambiciosa.</w:t>
             </w:r>
-          </w:p>
-        </w:tc>
-        <w:tc>
-          <w:tcPr>
-            <w:tcW w:w="1055" w:type="dxa"/>
-          </w:tcPr>
-          <w:p>
-            <w:pPr>
-              <w:jc w:val="center"/>
-              <w:rPr>
-                <w:b/>
-                <w:bCs/>
-                <w:sz w:val="18"/>
-                <w:szCs w:val="18"/>
-              </w:rPr>
-            </w:pPr>
-          </w:p>
-        </w:tc>
-        <w:tc>
-          <w:tcPr>
-            <w:tcW w:w="1187" w:type="dxa"/>
-          </w:tcPr>
-          <w:p>
-            <w:pPr>
-              <w:jc w:val="center"/>
-              <w:rPr>
-                <w:b/>
-                <w:bCs/>
-                <w:sz w:val="18"/>
-                <w:szCs w:val="18"/>
-              </w:rPr>
-            </w:pPr>
-          </w:p>
-        </w:tc>
-        <w:tc>
-          <w:tcPr>
-            <w:tcW w:w="1250" w:type="dxa"/>
-          </w:tcPr>
-          <w:p>
-            <w:pPr>
-              <w:jc w:val="center"/>
-              <w:rPr>
-                <w:b/>
-                <w:bCs/>
-                <w:sz w:val="18"/>
-                <w:szCs w:val="18"/>
-              </w:rPr>
-            </w:pPr>
-          </w:p>
-        </w:tc>
-        <w:tc>
-          <w:tcPr>
-            <w:tcW w:w="2557" w:type="dxa"/>
-          </w:tcPr>
-          <w:tbl>
-            <w:tblPr>
-              <w:tblW w:w="0" w:type="auto"/>
-              <w:tblCellSpacing w:w="15" w:type="dxa"/>
-              <w:tblCellMar>
-                <w:top w:w="15" w:type="dxa"/>
-                <w:left w:w="15" w:type="dxa"/>
-                <w:bottom w:w="15" w:type="dxa"/>
-                <w:right w:w="15" w:type="dxa"/>
-              </w:tblCellMar>
-              <w:tblLook w:val="04A0" w:firstRow="1" w:lastRow="0" w:firstColumn="1" w:lastColumn="0" w:noHBand="0" w:noVBand="1"/>
-            </w:tblPr>
-            <w:tblGrid>
-              <w:gridCol w:w="96"/>
-            </w:tblGrid>
-            <w:tr>
-              <w:trPr>
-                <w:tblCellSpacing w:w="15" w:type="dxa"/>
-              </w:trPr>
-              <w:tc>
-                <w:tcPr>
-                  <w:tcW w:w="0" w:type="auto"/>
-                  <w:vAlign w:val="center"/>
-                  <w:hideMark/>
-                </w:tcPr>
-                <w:p>
-                  <w:pPr>
-                    <w:spacing w:after="0" w:line="240" w:lineRule="auto"/>
-                    <w:jc w:val="center"/>
-                    <w:rPr>
-                      <w:b/>
-                      <w:bCs/>
-                      <w:sz w:val="18"/>
-                      <w:szCs w:val="18"/>
-                    </w:rPr>
-                  </w:pPr>
-                </w:p>
-              </w:tc>
-            </w:tr>
-          </w:tbl>
-          <w:p>
-            <w:pPr>
-              <w:jc w:val="center"/>
-              <w:rPr>
-                <w:b/>
-                <w:bCs/>
-                <w:vanish/>
-                <w:sz w:val="18"/>
-                <w:szCs w:val="18"/>
-              </w:rPr>
-            </w:pPr>
-          </w:p>
-          <w:tbl>
-            <w:tblPr>
-              <w:tblW w:w="0" w:type="auto"/>
-              <w:tblCellSpacing w:w="15" w:type="dxa"/>
-              <w:tblCellMar>
-                <w:top w:w="15" w:type="dxa"/>
-                <w:left w:w="15" w:type="dxa"/>
-                <w:bottom w:w="15" w:type="dxa"/>
-                <w:right w:w="15" w:type="dxa"/>
-              </w:tblCellMar>
-              <w:tblLook w:val="04A0" w:firstRow="1" w:lastRow="0" w:firstColumn="1" w:lastColumn="0" w:noHBand="0" w:noVBand="1"/>
-            </w:tblPr>
-            <w:tblGrid>
-              <w:gridCol w:w="2341"/>
-            </w:tblGrid>
-            <w:tr>
-              <w:trPr>
-                <w:tblCellSpacing w:w="15" w:type="dxa"/>
-              </w:trPr>
-              <w:tc>
-                <w:tcPr>
-                  <w:tcW w:w="0" w:type="auto"/>
-                  <w:vAlign w:val="center"/>
-                  <w:hideMark/>
-                </w:tcPr>
-                <w:p>
-                  <w:pPr>
-                    <w:spacing w:after="0" w:line="240" w:lineRule="auto"/>
-                    <w:jc w:val="center"/>
-                    <w:rPr>
-                      <w:b/>
-                      <w:bCs/>
-                      <w:sz w:val="18"/>
-                      <w:szCs w:val="18"/>
-                    </w:rPr>
-                  </w:pPr>
-                  <w:r>
-                    <w:rPr>
-                      <w:b/>
-                      <w:bCs/>
-                      <w:sz w:val="18"/>
-                      <w:szCs w:val="18"/>
-                    </w:rPr>
-                    <w:t>H</w:t>
-                  </w:r>
-                  <w:r>
-                    <w:rPr>
-                      <w:b/>
-                      <w:bCs/>
-                      <w:sz w:val="18"/>
-                      <w:szCs w:val="18"/>
-                    </w:rPr>
-                    <w:t>e</w:t>
-                  </w:r>
-                  <w:r>
-                    <w:rPr>
-                      <w:b/>
-                      <w:bCs/>
-                      <w:sz w:val="18"/>
-                      <w:szCs w:val="18"/>
-                    </w:rPr>
-                    <w:t xml:space="preserve"> trabajado en proyectos donde debes identificar problemas y proponer soluciones tecnológicas, considerando necesidades reales.</w:t>
-                  </w:r>
-                </w:p>
-              </w:tc>
-            </w:tr>
-          </w:tbl>
-          <w:p>
-            <w:pPr>
-              <w:jc w:val="center"/>
-              <w:rPr>
-                <w:b/>
-                <w:bCs/>
-                <w:sz w:val="18"/>
-                <w:szCs w:val="18"/>
-              </w:rPr>
-            </w:pPr>
           </w:p>
         </w:tc>
       </w:tr>
@@ -2768,7 +2376,7 @@
                 <w:sz w:val="18"/>
                 <w:szCs w:val="18"/>
               </w:rPr>
-              <w:t>X</w:t>
+              <w:t xml:space="preserve">X</w:t>
             </w:r>
           </w:p>
         </w:tc>
@@ -2825,43 +2433,7 @@
                 <w:sz w:val="18"/>
                 <w:szCs w:val="18"/>
               </w:rPr>
-              <w:t>H</w:t>
-            </w:r>
-            <w:r>
-              <w:rPr>
-                <w:b/>
-                <w:bCs/>
-                <w:sz w:val="18"/>
-                <w:szCs w:val="18"/>
-              </w:rPr>
-              <w:t>e</w:t>
-            </w:r>
-            <w:r>
-              <w:rPr>
-                <w:b/>
-                <w:bCs/>
-                <w:sz w:val="18"/>
-                <w:szCs w:val="18"/>
-              </w:rPr>
-              <w:t xml:space="preserve"> desarrollado ideas de proyectos tecnológicos y soluciones a necesidades, pero</w:t>
-            </w:r>
-            <w:r>
-              <w:rPr>
-                <w:b/>
-                <w:bCs/>
-                <w:sz w:val="18"/>
-                <w:szCs w:val="18"/>
-              </w:rPr>
-              <w:t xml:space="preserve"> me</w:t>
-            </w:r>
-            <w:r>
-              <w:rPr>
-                <w:b/>
-                <w:bCs/>
-                <w:sz w:val="18"/>
-                <w:szCs w:val="18"/>
-              </w:rPr>
-              <w:t xml:space="preserve"> falta experiencia en llevarlas completamente a un entorno de emprendimiento real.</w:t>
+              <w:t xml:space="preserve">Tengo ideas de proyectos tecnológicos con impacto social, pero me falta experiencia para llevarlas a un entorno de emprendimiento real (modelo de negocio, validación con usuarios).</w:t>
             </w:r>
           </w:p>
         </w:tc>
@@ -2926,6 +2498,15 @@
                 <w:szCs w:val="18"/>
               </w:rPr>
             </w:pPr>
+            <w:r>
+              <w:rPr>
+                <w:b/>
+                <w:bCs/>
+                <w:sz w:val="18"/>
+                <w:szCs w:val="18"/>
+              </w:rPr>
+              <w:t xml:space="preserve">X</w:t>
+            </w:r>
           </w:p>
         </w:tc>
         <w:tc>
@@ -2942,6 +2523,54 @@
                 <w:szCs w:val="18"/>
               </w:rPr>
             </w:pPr>
+          </w:p>
+        </w:tc>
+        <w:tc>
+          <w:tcPr>
+            <w:tcW w:w="1187" w:type="dxa"/>
+          </w:tcPr>
+          <w:p>
+            <w:pPr>
+              <w:jc w:val="center"/>
+              <w:rPr>
+                <w:b/>
+                <w:bCs/>
+                <w:sz w:val="18"/>
+                <w:szCs w:val="18"/>
+              </w:rPr>
+            </w:pPr>
+          </w:p>
+        </w:tc>
+        <w:tc>
+          <w:tcPr>
+            <w:tcW w:w="1250" w:type="dxa"/>
+          </w:tcPr>
+          <w:p>
+            <w:pPr>
+              <w:jc w:val="center"/>
+              <w:rPr>
+                <w:b/>
+                <w:bCs/>
+                <w:sz w:val="18"/>
+                <w:szCs w:val="18"/>
+              </w:rPr>
+            </w:pPr>
+          </w:p>
+        </w:tc>
+        <w:tc>
+          <w:tcPr>
+            <w:tcW w:w="2557" w:type="dxa"/>
+          </w:tcPr>
+          <w:p>
+            <w:pPr>
+              <w:jc w:val="center"/>
+              <w:rPr>
+                <w:b/>
+                <w:bCs/>
+                <w:sz w:val="18"/>
+                <w:szCs w:val="18"/>
+              </w:rPr>
+            </w:pPr>
             <w:r>
               <w:rPr>
                 <w:b/>
@@ -2949,100 +2578,7 @@
                 <w:sz w:val="18"/>
                 <w:szCs w:val="18"/>
               </w:rPr>
-              <w:t>X</w:t>
-            </w:r>
-          </w:p>
-        </w:tc>
-        <w:tc>
-          <w:tcPr>
-            <w:tcW w:w="1187" w:type="dxa"/>
-          </w:tcPr>
-          <w:p>
-            <w:pPr>
-              <w:jc w:val="center"/>
-              <w:rPr>
-                <w:b/>
-                <w:bCs/>
-                <w:sz w:val="18"/>
-                <w:szCs w:val="18"/>
-              </w:rPr>
-            </w:pPr>
-          </w:p>
-        </w:tc>
-        <w:tc>
-          <w:tcPr>
-            <w:tcW w:w="1250" w:type="dxa"/>
-          </w:tcPr>
-          <w:p>
-            <w:pPr>
-              <w:jc w:val="center"/>
-              <w:rPr>
-                <w:b/>
-                <w:bCs/>
-                <w:sz w:val="18"/>
-                <w:szCs w:val="18"/>
-              </w:rPr>
-            </w:pPr>
-          </w:p>
-        </w:tc>
-        <w:tc>
-          <w:tcPr>
-            <w:tcW w:w="2557" w:type="dxa"/>
-          </w:tcPr>
-          <w:p>
-            <w:pPr>
-              <w:jc w:val="center"/>
-              <w:rPr>
-                <w:b/>
-                <w:bCs/>
-                <w:sz w:val="18"/>
-                <w:szCs w:val="18"/>
-              </w:rPr>
-            </w:pPr>
-            <w:r>
-              <w:rPr>
-                <w:b/>
-                <w:bCs/>
-                <w:sz w:val="18"/>
-                <w:szCs w:val="18"/>
-              </w:rPr>
-              <w:t>Pose</w:t>
-            </w:r>
-            <w:r>
-              <w:rPr>
-                <w:b/>
-                <w:bCs/>
-                <w:sz w:val="18"/>
-                <w:szCs w:val="18"/>
-              </w:rPr>
-              <w:t>o</w:t>
-            </w:r>
-            <w:r>
-              <w:rPr>
-                <w:b/>
-                <w:bCs/>
-                <w:sz w:val="18"/>
-                <w:szCs w:val="18"/>
-              </w:rPr>
-              <w:t xml:space="preserve"> experiencia trabajando con bases de datos, servidores y ambientes de desarrollo, pero aún necesit</w:t>
-            </w:r>
-            <w:r>
-              <w:rPr>
-                <w:b/>
-                <w:bCs/>
-                <w:sz w:val="18"/>
-                <w:szCs w:val="18"/>
-              </w:rPr>
-              <w:t>o</w:t>
-            </w:r>
-            <w:r>
-              <w:rPr>
-                <w:b/>
-                <w:bCs/>
-                <w:sz w:val="18"/>
-                <w:szCs w:val="18"/>
-              </w:rPr>
-              <w:t xml:space="preserve"> profundizar en administración empresarial y continuidad operacional.</w:t>
+              <w:t xml:space="preserve">Trabajo con bases de datos y ambientes de desarrollo, y en el proyecto me encargo de la base de datos y la arquitectura. Debo profundizar en administración a nivel empresarial y continuidad operacional.</w:t>
             </w:r>
           </w:p>
         </w:tc>
@@ -3113,7 +2649,7 @@
                 <w:sz w:val="18"/>
                 <w:szCs w:val="18"/>
               </w:rPr>
-              <w:t>X</w:t>
+              <w:t xml:space="preserve">X</w:t>
             </w:r>
           </w:p>
         </w:tc>
@@ -3186,25 +2722,7 @@
                 <w:sz w:val="18"/>
                 <w:szCs w:val="18"/>
               </w:rPr>
-              <w:t>Pued</w:t>
-            </w:r>
-            <w:r>
-              <w:rPr>
-                <w:b/>
-                <w:bCs/>
-                <w:sz w:val="18"/>
-                <w:szCs w:val="18"/>
-              </w:rPr>
-              <w:t>o</w:t>
-            </w:r>
-            <w:r>
-              <w:rPr>
-                <w:b/>
-                <w:bCs/>
-                <w:sz w:val="18"/>
-                <w:szCs w:val="18"/>
-              </w:rPr>
-              <w:t xml:space="preserve"> analizar necesidades y transformarlas en propuestas técnicas, considerando procesos, usuarios y requerimientos.</w:t>
+              <w:t xml:space="preserve">Analicé la necesidad y la transformé en una propuesta técnica (cámara, OpenCV, MediaPipe, modelo Keras, Streamlit y gTTS), definiendo alcances y limitaciones.</w:t>
             </w:r>
           </w:p>
         </w:tc>
@@ -3275,7 +2793,7 @@
                 <w:sz w:val="18"/>
                 <w:szCs w:val="18"/>
               </w:rPr>
-              <w:t>X</w:t>
+              <w:t xml:space="preserve">X</w:t>
             </w:r>
           </w:p>
         </w:tc>
@@ -3331,135 +2849,25 @@
           <w:tcPr>
             <w:tcW w:w="2557" w:type="dxa"/>
           </w:tcPr>
-          <w:tbl>
-            <w:tblPr>
-              <w:tblW w:w="0" w:type="auto"/>
-              <w:tblCellSpacing w:w="15" w:type="dxa"/>
-              <w:tblCellMar>
-                <w:top w:w="15" w:type="dxa"/>
-                <w:left w:w="15" w:type="dxa"/>
-                <w:bottom w:w="15" w:type="dxa"/>
-                <w:right w:w="15" w:type="dxa"/>
-              </w:tblCellMar>
-              <w:tblLook w:val="04A0" w:firstRow="1" w:lastRow="0" w:firstColumn="1" w:lastColumn="0" w:noHBand="0" w:noVBand="1"/>
-            </w:tblPr>
-            <w:tblGrid>
-              <w:gridCol w:w="96"/>
-            </w:tblGrid>
-            <w:tr>
-              <w:trPr>
-                <w:tblCellSpacing w:w="15" w:type="dxa"/>
-              </w:trPr>
-              <w:tc>
-                <w:tcPr>
-                  <w:tcW w:w="0" w:type="auto"/>
-                  <w:vAlign w:val="center"/>
-                  <w:hideMark/>
-                </w:tcPr>
-                <w:p>
-                  <w:pPr>
-                    <w:spacing w:after="0" w:line="240" w:lineRule="auto"/>
-                    <w:jc w:val="center"/>
-                    <w:rPr>
-                      <w:b/>
-                      <w:bCs/>
-                      <w:sz w:val="18"/>
-                      <w:szCs w:val="18"/>
-                    </w:rPr>
-                  </w:pPr>
-                </w:p>
-              </w:tc>
-            </w:tr>
-          </w:tbl>
           <w:p>
             <w:pPr>
               <w:jc w:val="center"/>
               <w:rPr>
                 <w:b/>
                 <w:bCs/>
-                <w:vanish/>
-                <w:sz w:val="18"/>
-                <w:szCs w:val="18"/>
-              </w:rPr>
-            </w:pPr>
-          </w:p>
-          <w:tbl>
-            <w:tblPr>
-              <w:tblW w:w="0" w:type="auto"/>
-              <w:tblCellSpacing w:w="15" w:type="dxa"/>
-              <w:tblCellMar>
-                <w:top w:w="15" w:type="dxa"/>
-                <w:left w:w="15" w:type="dxa"/>
-                <w:bottom w:w="15" w:type="dxa"/>
-                <w:right w:w="15" w:type="dxa"/>
-              </w:tblCellMar>
-              <w:tblLook w:val="04A0" w:firstRow="1" w:lastRow="0" w:firstColumn="1" w:lastColumn="0" w:noHBand="0" w:noVBand="1"/>
-            </w:tblPr>
-            <w:tblGrid>
-              <w:gridCol w:w="2341"/>
-            </w:tblGrid>
-            <w:tr>
-              <w:trPr>
-                <w:tblCellSpacing w:w="15" w:type="dxa"/>
-              </w:trPr>
-              <w:tc>
-                <w:tcPr>
-                  <w:tcW w:w="0" w:type="auto"/>
-                  <w:vAlign w:val="center"/>
-                  <w:hideMark/>
-                </w:tcPr>
-                <w:p>
-                  <w:pPr>
-                    <w:spacing w:after="0" w:line="240" w:lineRule="auto"/>
-                    <w:jc w:val="center"/>
-                    <w:rPr>
-                      <w:b/>
-                      <w:bCs/>
-                      <w:sz w:val="18"/>
-                      <w:szCs w:val="18"/>
-                    </w:rPr>
-                  </w:pPr>
-                  <w:r>
-                    <w:rPr>
-                      <w:b/>
-                      <w:bCs/>
-                      <w:sz w:val="18"/>
-                      <w:szCs w:val="18"/>
-                    </w:rPr>
-                    <w:t>T</w:t>
-                  </w:r>
-                  <w:r>
-                    <w:rPr>
-                      <w:b/>
-                      <w:bCs/>
-                      <w:sz w:val="18"/>
-                      <w:szCs w:val="18"/>
-                    </w:rPr>
-                    <w:t>engo</w:t>
-                  </w:r>
-                  <w:r>
-                    <w:rPr>
-                      <w:b/>
-                      <w:bCs/>
-                      <w:sz w:val="18"/>
-                      <w:szCs w:val="18"/>
-                    </w:rPr>
-                    <w:t xml:space="preserve"> experiencia desarrollando aplicaciones y automatizaciones utilizando distintas tecnologías y metodologías de desarrollo.</w:t>
-                  </w:r>
-                </w:p>
-              </w:tc>
-            </w:tr>
-          </w:tbl>
-          <w:p>
-            <w:pPr>
-              <w:jc w:val="center"/>
-              <w:rPr>
-                <w:b/>
-                <w:bCs/>
-                <w:sz w:val="18"/>
-                <w:szCs w:val="18"/>
-              </w:rPr>
-            </w:pPr>
+                <w:sz w:val="18"/>
+                <w:szCs w:val="18"/>
+              </w:rPr>
+            </w:pPr>
+            <w:r>
+              <w:rPr>
+                <w:b/>
+                <w:bCs/>
+                <w:sz w:val="18"/>
+                <w:szCs w:val="18"/>
+              </w:rPr>
+              <w:t xml:space="preserve">Desarrollo aplicaciones en Python y en el proyecto entrenaré el modelo y desarrollaré funciones clave, trabajando con Scrum. Puedo reforzar la optimización de modelos de IA.</w:t>
+            </w:r>
           </w:p>
         </w:tc>
       </w:tr>
@@ -3529,7 +2937,7 @@
                 <w:sz w:val="18"/>
                 <w:szCs w:val="18"/>
               </w:rPr>
-              <w:t>X</w:t>
+              <w:t xml:space="preserve">X</w:t>
             </w:r>
           </w:p>
         </w:tc>
@@ -3602,25 +3010,7 @@
                 <w:sz w:val="18"/>
                 <w:szCs w:val="18"/>
               </w:rPr>
-              <w:t>H</w:t>
-            </w:r>
-            <w:r>
-              <w:rPr>
-                <w:b/>
-                <w:bCs/>
-                <w:sz w:val="18"/>
-                <w:szCs w:val="18"/>
-              </w:rPr>
-              <w:t>e</w:t>
-            </w:r>
-            <w:r>
-              <w:rPr>
-                <w:b/>
-                <w:bCs/>
-                <w:sz w:val="18"/>
-                <w:szCs w:val="18"/>
-              </w:rPr>
-              <w:t xml:space="preserve"> trabajado diseñando estructuras de bases de datos y relaciones para soportar los requerimientos de aplicaciones.</w:t>
+              <w:t xml:space="preserve">Diseño estructuras de bases de datos y sus relaciones según los requerimientos; en SignIA definiré el modelo de datos para el historial de traducciones.</w:t>
             </w:r>
           </w:p>
         </w:tc>
@@ -3781,7 +3171,7 @@
                 <w:sz w:val="18"/>
                 <w:szCs w:val="18"/>
               </w:rPr>
-              <w:t>X</w:t>
+              <w:t xml:space="preserve">X</w:t>
             </w:r>
           </w:p>
         </w:tc>
@@ -3854,25 +3244,7 @@
                 <w:sz w:val="18"/>
                 <w:szCs w:val="18"/>
               </w:rPr>
-              <w:t>T</w:t>
-            </w:r>
-            <w:r>
-              <w:rPr>
-                <w:b/>
-                <w:bCs/>
-                <w:sz w:val="18"/>
-                <w:szCs w:val="18"/>
-              </w:rPr>
-              <w:t>engo</w:t>
-            </w:r>
-            <w:r>
-              <w:rPr>
-                <w:b/>
-                <w:bCs/>
-                <w:sz w:val="18"/>
-                <w:szCs w:val="18"/>
-              </w:rPr>
-              <w:t xml:space="preserve"> experiencia utilizando SQL y trabajando con distintos motores de bases de datos para consultar y manipular información.</w:t>
+              <w:t xml:space="preserve">Uso SQL para consultar y manipular información en distintos motores de bases de datos. Puedo reforzar rutinas avanzadas y optimización de consultas.</w:t>
             </w:r>
           </w:p>
         </w:tc>
@@ -3920,6 +3292,15 @@
                 <w:szCs w:val="18"/>
               </w:rPr>
             </w:pPr>
+            <w:r>
+              <w:rPr>
+                <w:b/>
+                <w:bCs/>
+                <w:sz w:val="18"/>
+                <w:szCs w:val="18"/>
+              </w:rPr>
+              <w:t xml:space="preserve">X</w:t>
+            </w:r>
           </w:p>
         </w:tc>
         <w:tc>
@@ -3936,6 +3317,70 @@
                 <w:szCs w:val="18"/>
               </w:rPr>
             </w:pPr>
+          </w:p>
+        </w:tc>
+        <w:tc>
+          <w:tcPr>
+            <w:tcW w:w="1055" w:type="dxa"/>
+          </w:tcPr>
+          <w:p>
+            <w:pPr>
+              <w:jc w:val="center"/>
+              <w:rPr>
+                <w:b/>
+                <w:bCs/>
+                <w:sz w:val="18"/>
+                <w:szCs w:val="18"/>
+              </w:rPr>
+            </w:pPr>
+          </w:p>
+        </w:tc>
+        <w:tc>
+          <w:tcPr>
+            <w:tcW w:w="1187" w:type="dxa"/>
+          </w:tcPr>
+          <w:p>
+            <w:pPr>
+              <w:jc w:val="center"/>
+              <w:rPr>
+                <w:b/>
+                <w:bCs/>
+                <w:sz w:val="18"/>
+                <w:szCs w:val="18"/>
+              </w:rPr>
+            </w:pPr>
+          </w:p>
+        </w:tc>
+        <w:tc>
+          <w:tcPr>
+            <w:tcW w:w="1250" w:type="dxa"/>
+          </w:tcPr>
+          <w:p>
+            <w:pPr>
+              <w:jc w:val="center"/>
+              <w:rPr>
+                <w:b/>
+                <w:bCs/>
+                <w:sz w:val="18"/>
+                <w:szCs w:val="18"/>
+              </w:rPr>
+            </w:pPr>
+          </w:p>
+        </w:tc>
+        <w:tc>
+          <w:tcPr>
+            <w:tcW w:w="2557" w:type="dxa"/>
+          </w:tcPr>
+          <w:p>
+            <w:pPr>
+              <w:jc w:val="center"/>
+              <w:rPr>
+                <w:b/>
+                <w:bCs/>
+                <w:sz w:val="18"/>
+                <w:szCs w:val="18"/>
+              </w:rPr>
+            </w:pPr>
             <w:r>
               <w:rPr>
                 <w:b/>
@@ -3943,98 +3388,7 @@
                 <w:sz w:val="18"/>
                 <w:szCs w:val="18"/>
               </w:rPr>
-              <w:t>X</w:t>
-            </w:r>
-          </w:p>
-        </w:tc>
-        <w:tc>
-          <w:tcPr>
-            <w:tcW w:w="1055" w:type="dxa"/>
-          </w:tcPr>
-          <w:p>
-            <w:pPr>
-              <w:jc w:val="center"/>
-              <w:rPr>
-                <w:b/>
-                <w:bCs/>
-                <w:sz w:val="18"/>
-                <w:szCs w:val="18"/>
-              </w:rPr>
-            </w:pPr>
-          </w:p>
-        </w:tc>
-        <w:tc>
-          <w:tcPr>
-            <w:tcW w:w="1187" w:type="dxa"/>
-          </w:tcPr>
-          <w:p>
-            <w:pPr>
-              <w:jc w:val="center"/>
-              <w:rPr>
-                <w:b/>
-                <w:bCs/>
-                <w:sz w:val="18"/>
-                <w:szCs w:val="18"/>
-              </w:rPr>
-            </w:pPr>
-          </w:p>
-        </w:tc>
-        <w:tc>
-          <w:tcPr>
-            <w:tcW w:w="1250" w:type="dxa"/>
-          </w:tcPr>
-          <w:p>
-            <w:pPr>
-              <w:jc w:val="center"/>
-              <w:rPr>
-                <w:b/>
-                <w:bCs/>
-                <w:sz w:val="18"/>
-                <w:szCs w:val="18"/>
-              </w:rPr>
-            </w:pPr>
-          </w:p>
-        </w:tc>
-        <w:tc>
-          <w:tcPr>
-            <w:tcW w:w="2557" w:type="dxa"/>
-          </w:tcPr>
-          <w:p>
-            <w:pPr>
-              <w:jc w:val="center"/>
-              <w:rPr>
-                <w:b/>
-                <w:bCs/>
-                <w:sz w:val="18"/>
-                <w:szCs w:val="18"/>
-              </w:rPr>
-            </w:pPr>
-            <w:r>
-              <w:rPr>
-                <w:b/>
-                <w:bCs/>
-                <w:sz w:val="18"/>
-                <w:szCs w:val="18"/>
-              </w:rPr>
-              <w:t>T</w:t>
-            </w:r>
-            <w:r>
-              <w:rPr>
-                <w:b/>
-                <w:bCs/>
-                <w:sz w:val="18"/>
-                <w:szCs w:val="18"/>
-              </w:rPr>
-              <w:t>engo</w:t>
-            </w:r>
-            <w:r>
-              <w:rPr>
-                <w:b/>
-                <w:bCs/>
-                <w:sz w:val="18"/>
-                <w:szCs w:val="18"/>
-              </w:rPr>
-              <w:t xml:space="preserve"> experiencia en Python, Java, desarrollo web y otros entornos, aplicando estructuras, modularización y buenas prácticas.</w:t>
+              <w:t xml:space="preserve">Programo en Python, base del proyecto, y otros entornos aplicando modularización, control de versiones en GitHub y buenas prácticas.</w:t>
             </w:r>
           </w:p>
         </w:tc>
@@ -4121,7 +3475,7 @@
                 <w:sz w:val="18"/>
                 <w:szCs w:val="18"/>
               </w:rPr>
-              <w:t>X</w:t>
+              <w:t xml:space="preserve">X</w:t>
             </w:r>
           </w:p>
         </w:tc>
@@ -4178,43 +3532,7 @@
                 <w:sz w:val="18"/>
                 <w:szCs w:val="18"/>
               </w:rPr>
-              <w:t>H</w:t>
-            </w:r>
-            <w:r>
-              <w:rPr>
-                <w:b/>
-                <w:bCs/>
-                <w:sz w:val="18"/>
-                <w:szCs w:val="18"/>
-              </w:rPr>
-              <w:t>e</w:t>
-            </w:r>
-            <w:r>
-              <w:rPr>
-                <w:b/>
-                <w:bCs/>
-                <w:sz w:val="18"/>
-                <w:szCs w:val="18"/>
-              </w:rPr>
-              <w:t xml:space="preserve"> realizado pruebas y debugging durante proyectos, pero </w:t>
-            </w:r>
-            <w:r>
-              <w:rPr>
-                <w:b/>
-                <w:bCs/>
-                <w:sz w:val="18"/>
-                <w:szCs w:val="18"/>
-              </w:rPr>
-              <w:t>me falta</w:t>
-            </w:r>
-            <w:r>
-              <w:rPr>
-                <w:b/>
-                <w:bCs/>
-                <w:sz w:val="18"/>
-                <w:szCs w:val="18"/>
-              </w:rPr>
-              <w:t xml:space="preserve"> reforzar metodologías formales de testing, certificación y documentación de resultados.</w:t>
+              <w:t xml:space="preserve">Realizo pruebas y depuración en mis desarrollos, pero debo reforzar metodologías formales de testing y documentación de resultados; en el equipo el QA lo lidera Joaquín, de quien puedo aprender.</w:t>
             </w:r>
           </w:p>
         </w:tc>
@@ -4285,7 +3603,7 @@
                 <w:sz w:val="18"/>
                 <w:szCs w:val="18"/>
               </w:rPr>
-              <w:t>X</w:t>
+              <w:t xml:space="preserve">X</w:t>
             </w:r>
           </w:p>
         </w:tc>
@@ -4358,43 +3676,7 @@
                 <w:sz w:val="18"/>
                 <w:szCs w:val="18"/>
               </w:rPr>
-              <w:t>Comprend</w:t>
-            </w:r>
-            <w:r>
-              <w:rPr>
-                <w:b/>
-                <w:bCs/>
-                <w:sz w:val="18"/>
-                <w:szCs w:val="18"/>
-              </w:rPr>
-              <w:t>o</w:t>
-            </w:r>
-            <w:r>
-              <w:rPr>
-                <w:b/>
-                <w:bCs/>
-                <w:sz w:val="18"/>
-                <w:szCs w:val="18"/>
-              </w:rPr>
-              <w:t xml:space="preserve"> los principales componentes de una solución y sus relaciones, pero aún necesit</w:t>
-            </w:r>
-            <w:r>
-              <w:rPr>
-                <w:b/>
-                <w:bCs/>
-                <w:sz w:val="18"/>
-                <w:szCs w:val="18"/>
-              </w:rPr>
-              <w:t>o</w:t>
-            </w:r>
-            <w:r>
-              <w:rPr>
-                <w:b/>
-                <w:bCs/>
-                <w:sz w:val="18"/>
-                <w:szCs w:val="18"/>
-              </w:rPr>
-              <w:t xml:space="preserve"> profundizar en arquitectura empresarial y patrones arquitectónicos.</w:t>
+              <w:t xml:space="preserve">Defino la arquitectura del sistema del proyecto y comprendo sus componentes y relaciones (captura, reconocimiento, aplicación, voz y almacenamiento). Debo profundizar en patrones arquitectónicos y arquitectura empresarial.</w:t>
             </w:r>
           </w:p>
         </w:tc>
@@ -4555,7 +3837,7 @@
                 <w:sz w:val="18"/>
                 <w:szCs w:val="18"/>
               </w:rPr>
-              <w:t>X</w:t>
+              <w:t xml:space="preserve">X</w:t>
             </w:r>
           </w:p>
         </w:tc>
@@ -4628,43 +3910,7 @@
                 <w:sz w:val="18"/>
                 <w:szCs w:val="18"/>
               </w:rPr>
-              <w:t>H</w:t>
-            </w:r>
-            <w:r>
-              <w:rPr>
-                <w:b/>
-                <w:bCs/>
-                <w:sz w:val="18"/>
-                <w:szCs w:val="18"/>
-              </w:rPr>
-              <w:t>e</w:t>
-            </w:r>
-            <w:r>
-              <w:rPr>
-                <w:b/>
-                <w:bCs/>
-                <w:sz w:val="18"/>
-                <w:szCs w:val="18"/>
-              </w:rPr>
-              <w:t xml:space="preserve"> participado en proyectos donde </w:t>
-            </w:r>
-            <w:r>
-              <w:rPr>
-                <w:b/>
-                <w:bCs/>
-                <w:sz w:val="18"/>
-                <w:szCs w:val="18"/>
-              </w:rPr>
-              <w:t>he integrado</w:t>
-            </w:r>
-            <w:r>
-              <w:rPr>
-                <w:b/>
-                <w:bCs/>
-                <w:sz w:val="18"/>
-                <w:szCs w:val="18"/>
-              </w:rPr>
-              <w:t xml:space="preserve"> aplicaciones, bases de datos, servicios y automatizaciones para resolver procesos concretos.</w:t>
+              <w:t xml:space="preserve">He integrado aplicaciones, bases de datos y servicios; en SignIA integraré el modelo de reconocimiento con la aplicación y la conversión a voz.</w:t>
             </w:r>
           </w:p>
         </w:tc>
@@ -4825,7 +4071,7 @@
                 <w:sz w:val="18"/>
                 <w:szCs w:val="18"/>
               </w:rPr>
-              <w:t>X</w:t>
+              <w:t xml:space="preserve">X</w:t>
             </w:r>
           </w:p>
         </w:tc>
@@ -4898,61 +4144,7 @@
                 <w:sz w:val="18"/>
                 <w:szCs w:val="18"/>
               </w:rPr>
-              <w:t>T</w:t>
-            </w:r>
-            <w:r>
-              <w:rPr>
-                <w:b/>
-                <w:bCs/>
-                <w:sz w:val="18"/>
-                <w:szCs w:val="18"/>
-              </w:rPr>
-              <w:t>engo</w:t>
-            </w:r>
-            <w:r>
-              <w:rPr>
-                <w:b/>
-                <w:bCs/>
-                <w:sz w:val="18"/>
-                <w:szCs w:val="18"/>
-              </w:rPr>
-              <w:t xml:space="preserve"> conocimientos de seguridad informática y h</w:t>
-            </w:r>
-            <w:r>
-              <w:rPr>
-                <w:b/>
-                <w:bCs/>
-                <w:sz w:val="18"/>
-                <w:szCs w:val="18"/>
-              </w:rPr>
-              <w:t xml:space="preserve">e </w:t>
-            </w:r>
-            <w:r>
-              <w:rPr>
-                <w:b/>
-                <w:bCs/>
-                <w:sz w:val="18"/>
-                <w:szCs w:val="18"/>
-              </w:rPr>
-              <w:t>trabajado conceptos relacionados, pero necesit</w:t>
-            </w:r>
-            <w:r>
-              <w:rPr>
-                <w:b/>
-                <w:bCs/>
-                <w:sz w:val="18"/>
-                <w:szCs w:val="18"/>
-              </w:rPr>
-              <w:t xml:space="preserve">o </w:t>
-            </w:r>
-            <w:r>
-              <w:rPr>
-                <w:b/>
-                <w:bCs/>
-                <w:sz w:val="18"/>
-                <w:szCs w:val="18"/>
-              </w:rPr>
-              <w:t>profundizar en seguridad aplicada al ciclo completo de desarrollo.</w:t>
+              <w:t xml:space="preserve">Conozco conceptos de seguridad informática, pero debo profundizar en seguridad aplicada a todo el ciclo de desarrollo, por ejemplo en la protección del video y del historial local.</w:t>
             </w:r>
           </w:p>
         </w:tc>
@@ -5024,7 +4216,7 @@
                 <w:sz w:val="18"/>
                 <w:szCs w:val="18"/>
               </w:rPr>
-              <w:t>X</w:t>
+              <w:t xml:space="preserve">X</w:t>
             </w:r>
           </w:p>
         </w:tc>
@@ -5097,43 +4289,7 @@
                 <w:sz w:val="18"/>
                 <w:szCs w:val="18"/>
               </w:rPr>
-              <w:t>H</w:t>
-            </w:r>
-            <w:r>
-              <w:rPr>
-                <w:b/>
-                <w:bCs/>
-                <w:sz w:val="18"/>
-                <w:szCs w:val="18"/>
-              </w:rPr>
-              <w:t>e</w:t>
-            </w:r>
-            <w:r>
-              <w:rPr>
-                <w:b/>
-                <w:bCs/>
-                <w:sz w:val="18"/>
-                <w:szCs w:val="18"/>
-              </w:rPr>
-              <w:t xml:space="preserve"> participado en proyectos académicos y laborales, organizando tareas y entregables, pero p</w:t>
-            </w:r>
-            <w:r>
-              <w:rPr>
-                <w:b/>
-                <w:bCs/>
-                <w:sz w:val="18"/>
-                <w:szCs w:val="18"/>
-              </w:rPr>
-              <w:t xml:space="preserve">odría </w:t>
-            </w:r>
-            <w:r>
-              <w:rPr>
-                <w:b/>
-                <w:bCs/>
-                <w:sz w:val="18"/>
-                <w:szCs w:val="18"/>
-              </w:rPr>
-              <w:t>fortalecer metodologías formales de gestión y toma de decisiones.</w:t>
+              <w:t xml:space="preserve">Como Product Owner defino y priorizo el backlog, coordino con el docente y organizo los entregables en 9 sprints. Puedo fortalecer la estimación de tiempos y la gestión de riesgos.</w:t>
             </w:r>
           </w:p>
         </w:tc>
@@ -5294,7 +4450,7 @@
                 <w:sz w:val="18"/>
                 <w:szCs w:val="18"/>
               </w:rPr>
-              <w:t>X</w:t>
+              <w:t xml:space="preserve">X</w:t>
             </w:r>
           </w:p>
         </w:tc>
@@ -5367,43 +4523,7 @@
                 <w:sz w:val="18"/>
                 <w:szCs w:val="18"/>
               </w:rPr>
-              <w:t>T</w:t>
-            </w:r>
-            <w:r>
-              <w:rPr>
-                <w:b/>
-                <w:bCs/>
-                <w:sz w:val="18"/>
-                <w:szCs w:val="18"/>
-              </w:rPr>
-              <w:t>engo</w:t>
-            </w:r>
-            <w:r>
-              <w:rPr>
-                <w:b/>
-                <w:bCs/>
-                <w:sz w:val="18"/>
-                <w:szCs w:val="18"/>
-              </w:rPr>
-              <w:t xml:space="preserve"> experiencia trabajando con extracción, procesamiento y transformación de datos, pero aún </w:t>
-            </w:r>
-            <w:r>
-              <w:rPr>
-                <w:b/>
-                <w:bCs/>
-                <w:sz w:val="18"/>
-                <w:szCs w:val="18"/>
-              </w:rPr>
-              <w:t>falta</w:t>
-            </w:r>
-            <w:r>
-              <w:rPr>
-                <w:b/>
-                <w:bCs/>
-                <w:sz w:val="18"/>
-                <w:szCs w:val="18"/>
-              </w:rPr>
-              <w:t xml:space="preserve"> profundizar en soluciones de datos a escala empresarial.</w:t>
+              <w:t xml:space="preserve">Tengo experiencia extrayendo, procesando y transformando datos, que aplicaré en la preparación del dataset de señas. Debo profundizar en soluciones de datos a escala empresarial.</w:t>
             </w:r>
           </w:p>
         </w:tc>
